--- a/gdocs_build/3John.docx
+++ b/gdocs_build/3John.docx
@@ -20,7 +20,7 @@
         <w:pStyle w:val="Heading1"/>
       </w:pPr>
       <w:r>
-        <w:t>Chapter 1 — A Shout-Out to My honored</w:t>
+        <w:t>Chapter 1 — A Shout-Out to My Honored</w:t>
       </w:r>
     </w:p>
     <w:tbl>
@@ -448,7 +448,7 @@
               <w:rPr>
                 <w:sz w:val="18"/>
               </w:rPr>
-              <w:t>↑ 위 MSG(9-10) 계속</w:t>
+              <w:t>As if that weren't bad enough, he not only refuses hospitality to traveling Christians but tries to stop others from welcoming them. Worse yet, instead of inviting them in he throws them out.</w:t>
             </w:r>
           </w:p>
         </w:tc>
@@ -732,7 +732,7 @@
               <w:rPr>
                 <w:sz w:val="18"/>
               </w:rPr>
-              <w:t>↑ 위 MSG(13-14) 계속</w:t>
+              <w:t>Peace to you. The friends here say hello. Greet our friends there by name.</w:t>
             </w:r>
           </w:p>
         </w:tc>
@@ -779,116 +779,6 @@
                 <w:sz w:val="18"/>
               </w:rPr>
               <w:t>평안이 있기를! 여기 있는 친구들이 안부를 전해. 저기 있는 친구들에게도 이름을 하나하나 불러가며 안부를 전해줘.</w:t>
-            </w:r>
-          </w:p>
-        </w:tc>
-      </w:tr>
-      <w:tr>
-        <w:tc>
-          <w:tcPr>
-            <w:tcW w:type="dxa" w:w="2880"/>
-          </w:tcPr>
-          <w:p>
-            <w:r/>
-            <w:r>
-              <w:rPr>
-                <w:b/>
-                <w:sz w:val="16"/>
-              </w:rPr>
-              <w:t>9-10</w:t>
-            </w:r>
-          </w:p>
-          <w:p>
-            <w:r>
-              <w:rPr>
-                <w:sz w:val="18"/>
-              </w:rPr>
-              <w:t>As if that weren't bad enough, he not only refuses hospitality to traveling Christians but tries to stop others from welcoming them. Worse yet, instead of inviting them in he throws them out.</w:t>
-            </w:r>
-          </w:p>
-        </w:tc>
-        <w:tc>
-          <w:tcPr>
-            <w:tcW w:type="dxa" w:w="2880"/>
-          </w:tcPr>
-          <w:p>
-            <w:r/>
-            <w:r>
-              <w:rPr>
-                <w:b/>
-                <w:sz w:val="18"/>
-              </w:rPr>
-              <w:t>(확인 필요: 대응 틴즈 문단 없음)</w:t>
-            </w:r>
-          </w:p>
-        </w:tc>
-        <w:tc>
-          <w:tcPr>
-            <w:tcW w:type="dxa" w:w="2880"/>
-          </w:tcPr>
-          <w:p>
-            <w:r/>
-            <w:r>
-              <w:rPr>
-                <w:b/>
-                <w:sz w:val="18"/>
-              </w:rPr>
-              <w:t>(확인 필요: 대응 틴즈 문단 없음)</w:t>
-            </w:r>
-          </w:p>
-        </w:tc>
-      </w:tr>
-      <w:tr>
-        <w:tc>
-          <w:tcPr>
-            <w:tcW w:type="dxa" w:w="2880"/>
-          </w:tcPr>
-          <w:p>
-            <w:r/>
-            <w:r>
-              <w:rPr>
-                <w:b/>
-                <w:sz w:val="16"/>
-              </w:rPr>
-              <w:t>13-14</w:t>
-            </w:r>
-          </w:p>
-          <w:p>
-            <w:r>
-              <w:rPr>
-                <w:sz w:val="18"/>
-              </w:rPr>
-              <w:t>Peace to you. The friends here say hello. Greet our friends there by name.</w:t>
-            </w:r>
-          </w:p>
-        </w:tc>
-        <w:tc>
-          <w:tcPr>
-            <w:tcW w:type="dxa" w:w="2880"/>
-          </w:tcPr>
-          <w:p>
-            <w:r/>
-            <w:r>
-              <w:rPr>
-                <w:b/>
-                <w:sz w:val="18"/>
-              </w:rPr>
-              <w:t>(확인 필요: 대응 틴즈 문단 없음)</w:t>
-            </w:r>
-          </w:p>
-        </w:tc>
-        <w:tc>
-          <w:tcPr>
-            <w:tcW w:type="dxa" w:w="2880"/>
-          </w:tcPr>
-          <w:p>
-            <w:r/>
-            <w:r>
-              <w:rPr>
-                <w:b/>
-                <w:sz w:val="18"/>
-              </w:rPr>
-              <w:t>(확인 필요: 대응 틴즈 문단 없음)</w:t>
             </w:r>
           </w:p>
         </w:tc>

--- a/gdocs_build/3John.docx
+++ b/gdocs_build/3John.docx
@@ -175,15 +175,6 @@
             <w:r>
               <w:rPr>
                 <w:b/>
-                <w:sz w:val="16"/>
-              </w:rPr>
-              <w:t>5-8</w:t>
-            </w:r>
-          </w:p>
-          <w:p>
-            <w:r>
-              <w:rPr>
-                <w:b/>
                 <w:sz w:val="18"/>
               </w:rPr>
               <w:t>Model the Good</w:t>
@@ -196,15 +187,6 @@
           </w:tcPr>
           <w:p>
             <w:r/>
-            <w:r>
-              <w:rPr>
-                <w:b/>
-                <w:sz w:val="16"/>
-              </w:rPr>
-              <w:t>5-8</w:t>
-            </w:r>
-          </w:p>
-          <w:p>
             <w:r>
               <w:rPr>
                 <w:b/>

--- a/gdocs_build/3John.docx
+++ b/gdocs_build/3John.docx
@@ -209,7 +209,7 @@
                 <w:b/>
                 <w:sz w:val="16"/>
               </w:rPr>
-              <w:t>5-8</w:t>
+              <w:t>5-6</w:t>
             </w:r>
           </w:p>
           <w:p>
@@ -232,7 +232,7 @@
                 <w:b/>
                 <w:sz w:val="16"/>
               </w:rPr>
-              <w:t>5-8</w:t>
+              <w:t>5-6</w:t>
             </w:r>
           </w:p>
           <w:p>
@@ -255,7 +255,7 @@
                 <w:b/>
                 <w:sz w:val="16"/>
               </w:rPr>
-              <w:t>5-8</w:t>
+              <w:t>5-6</w:t>
             </w:r>
           </w:p>
           <w:p>
@@ -280,7 +280,7 @@
                 <w:b/>
                 <w:sz w:val="16"/>
               </w:rPr>
-              <w:t>5-8</w:t>
+              <w:t>7-8</w:t>
             </w:r>
           </w:p>
           <w:p>
@@ -303,7 +303,7 @@
                 <w:b/>
                 <w:sz w:val="16"/>
               </w:rPr>
-              <w:t>5-8</w:t>
+              <w:t>7-8</w:t>
             </w:r>
           </w:p>
           <w:p>
@@ -326,7 +326,7 @@
                 <w:b/>
                 <w:sz w:val="16"/>
               </w:rPr>
-              <w:t>5-8</w:t>
+              <w:t>7-8</w:t>
             </w:r>
           </w:p>
           <w:p>
